--- a/manuscript/manuscript.docx
+++ b/manuscript/manuscript.docx
@@ -348,7 +348,7 @@
         <w:pStyle w:val="FirstParagraph"/>
       </w:pPr>
       <w:r>
-        <w:t xml:space="preserve">The initial sample had 109 participants. We preregistered to exclude participants who did not write anything in the writing assignment (0 exclusions) or indicated that their data should not be used (0 exclusions), leading to a final sample size of</w:t>
+        <w:t xml:space="preserve">The initial sample had 189 participants. We preregistered to exclude participants who did not write anything in the writing assignment (26 exclusions) or indicated that their data should not be used (1 exclusions), leading to a final sample size of</w:t>
       </w:r>
       <w:r>
         <w:t xml:space="preserve"> </w:t>
@@ -364,7 +364,7 @@
         <w:t xml:space="preserve"> </w:t>
       </w:r>
       <w:r>
-        <w:t xml:space="preserve">= 109. The final sample had a mean age of 30.4 (</w:t>
+        <w:t xml:space="preserve">= 162. The final sample had a mean age of 32 (</w:t>
       </w:r>
       <w:r>
         <w:rPr>
@@ -377,7 +377,7 @@
         <w:t xml:space="preserve"> </w:t>
       </w:r>
       <w:r>
-        <w:t xml:space="preserve">= 15.8, range: 18–99).</w:t>
+        <w:t xml:space="preserve">= 16.2, range: 18–77).</w:t>
       </w:r>
     </w:p>
     <w:bookmarkEnd w:id="36"/>
@@ -475,7 +475,7 @@
           <m:t>=</m:t>
         </m:r>
         <m:r>
-          <m:t>0.11</m:t>
+          <m:t>0.09</m:t>
         </m:r>
       </m:oMath>
       <w:r>
@@ -536,7 +536,7 @@
           <m:t>(</m:t>
         </m:r>
         <m:r>
-          <m:t>61</m:t>
+          <m:t>71</m:t>
         </m:r>
         <m:r>
           <m:rPr>
@@ -551,7 +551,7 @@
           <m:t>=</m:t>
         </m:r>
         <m:r>
-          <m:t>0.91</m:t>
+          <m:t>0.80</m:t>
         </m:r>
       </m:oMath>
       <w:r>
@@ -571,7 +571,7 @@
           <m:t>=</m:t>
         </m:r>
         <m:r>
-          <m:t>.184</m:t>
+          <m:t>.212</m:t>
         </m:r>
       </m:oMath>
       <w:r>
